--- a/build/이력서_김선휘.docx
+++ b/build/이력서_김선휘.docx
@@ -1662,6 +1662,92 @@
               <w:rPr>
                 <w:sz w:val="18"/>
               </w:rPr>
+              <w:t>arXiv:2608.30210</w:t>
+            </w:r>
+          </w:p>
+        </w:tc>
+        <w:tc>
+          <w:tcPr>
+            <w:tcW w:type="dxa" w:w="1707"/>
+          </w:tcPr>
+          <w:p>
+            <w:r/>
+            <w:r>
+              <w:rPr>
+                <w:sz w:val="18"/>
+              </w:rPr>
+              <w:t>Frontier vision-language models have overtaken young adults at detecting AI-generated portraits — but not their calibration</w:t>
+            </w:r>
+          </w:p>
+        </w:tc>
+        <w:tc>
+          <w:tcPr>
+            <w:tcW w:type="dxa" w:w="1707"/>
+          </w:tcPr>
+          <w:p>
+            <w:r/>
+            <w:r>
+              <w:rPr>
+                <w:sz w:val="18"/>
+              </w:rPr>
+              <w:t>제1저자</w:t>
+            </w:r>
+          </w:p>
+        </w:tc>
+        <w:tc>
+          <w:tcPr>
+            <w:tcW w:type="dxa" w:w="1707"/>
+          </w:tcPr>
+          <w:p>
+            <w:r/>
+            <w:r>
+              <w:rPr>
+                <w:sz w:val="18"/>
+              </w:rPr>
+              <w:t>Preprint</w:t>
+            </w:r>
+          </w:p>
+        </w:tc>
+      </w:tr>
+      <w:tr>
+        <w:tc>
+          <w:tcPr>
+            <w:tcW w:type="dxa" w:w="1707"/>
+          </w:tcPr>
+          <w:p>
+            <w:r/>
+            <w:r>
+              <w:rPr>
+                <w:sz w:val="18"/>
+              </w:rPr>
+              <w:t>2026</w:t>
+            </w:r>
+          </w:p>
+        </w:tc>
+        <w:tc>
+          <w:tcPr>
+            <w:tcW w:type="dxa" w:w="1707"/>
+          </w:tcPr>
+          <w:p>
+            <w:r/>
+            <w:r>
+              <w:rPr>
+                <w:sz w:val="18"/>
+              </w:rPr>
+              <w:t>arXiv</w:t>
+            </w:r>
+          </w:p>
+        </w:tc>
+        <w:tc>
+          <w:tcPr>
+            <w:tcW w:type="dxa" w:w="1707"/>
+          </w:tcPr>
+          <w:p>
+            <w:r/>
+            <w:r>
+              <w:rPr>
+                <w:sz w:val="18"/>
+              </w:rPr>
               <w:t>arXiv:2603.24048</w:t>
             </w:r>
           </w:p>
@@ -3964,6 +4050,64 @@
                 <w:sz w:val="18"/>
               </w:rPr>
               <w:t>AI 초상 판별 연구의 공개 자극·메타데이터·비식별 행동 데이터</w:t>
+            </w:r>
+          </w:p>
+        </w:tc>
+      </w:tr>
+      <w:tr>
+        <w:tc>
+          <w:tcPr>
+            <w:tcW w:type="dxa" w:w="2560"/>
+          </w:tcPr>
+          <w:p>
+            <w:r/>
+            <w:r>
+              <w:rPr>
+                <w:sz w:val="18"/>
+              </w:rPr>
+              <w:t>2026</w:t>
+            </w:r>
+          </w:p>
+        </w:tc>
+        <w:tc>
+          <w:tcPr>
+            <w:tcW w:type="dxa" w:w="2560"/>
+          </w:tcPr>
+          <w:p>
+            <w:r/>
+            <w:r>
+              <w:rPr>
+                <w:sz w:val="18"/>
+              </w:rPr>
+              <w:t>hsmu_vlm_detection_benchmark</w:t>
+            </w:r>
+          </w:p>
+        </w:tc>
+        <w:tc>
+          <w:tcPr>
+            <w:tcW w:type="dxa" w:w="2560"/>
+          </w:tcPr>
+          <w:p>
+            <w:r/>
+            <w:r>
+              <w:rPr>
+                <w:sz w:val="18"/>
+              </w:rPr>
+              <w:t>https://github.com/gdrpaul3-byte/hsmu_vlm_detection_benchmark</w:t>
+            </w:r>
+          </w:p>
+        </w:tc>
+        <w:tc>
+          <w:tcPr>
+            <w:tcW w:type="dxa" w:w="2560"/>
+          </w:tcPr>
+          <w:p>
+            <w:r/>
+            <w:r>
+              <w:rPr>
+                <w:sz w:val="18"/>
+              </w:rPr>
+              <w:t>VLM 19종 벤치마크 데이터·분석 코드·보조표 (arXiv:2608.30210)</w:t>
             </w:r>
           </w:p>
         </w:tc>
@@ -5313,7 +5457,7 @@
         <w:jc w:val="right"/>
       </w:pPr>
       <w:r>
-        <w:t>작성일 : 2026-08-25</w:t>
+        <w:t>작성일 : 2026-09-02</w:t>
       </w:r>
     </w:p>
     <w:p>
